--- a/klagomål/A 32211-2024 FSC-klagomål.docx
+++ b/klagomål/A 32211-2024 FSC-klagomål.docx
@@ -664,7 +664,7 @@
     <w:r>
       <w:tab/>
       <w:tab/>
-      <w:t>2024-08-08</w:t>
+      <w:t>2024-08-09</w:t>
       <w:br/>
       <w:br/>
     </w:r>

--- a/klagomål/A 32211-2024 FSC-klagomål.docx
+++ b/klagomål/A 32211-2024 FSC-klagomål.docx
@@ -664,7 +664,7 @@
     <w:r>
       <w:tab/>
       <w:tab/>
-      <w:t>2024-09-29</w:t>
+      <w:t>2024-09-30</w:t>
       <w:br/>
       <w:br/>
     </w:r>

--- a/klagomål/A 32211-2024 FSC-klagomål.docx
+++ b/klagomål/A 32211-2024 FSC-klagomål.docx
@@ -664,7 +664,7 @@
     <w:r>
       <w:tab/>
       <w:tab/>
-      <w:t>2024-09-30</w:t>
+      <w:t>2024-10-01</w:t>
       <w:br/>
       <w:br/>
     </w:r>

--- a/klagomål/A 32211-2024 FSC-klagomål.docx
+++ b/klagomål/A 32211-2024 FSC-klagomål.docx
@@ -664,7 +664,7 @@
     <w:r>
       <w:tab/>
       <w:tab/>
-      <w:t>2024-10-01</w:t>
+      <w:t>2024-10-02</w:t>
       <w:br/>
       <w:br/>
     </w:r>

--- a/klagomål/A 32211-2024 FSC-klagomål.docx
+++ b/klagomål/A 32211-2024 FSC-klagomål.docx
@@ -664,7 +664,7 @@
     <w:r>
       <w:tab/>
       <w:tab/>
-      <w:t>2024-10-02</w:t>
+      <w:t>2024-10-03</w:t>
       <w:br/>
       <w:br/>
     </w:r>

--- a/klagomål/A 32211-2024 FSC-klagomål.docx
+++ b/klagomål/A 32211-2024 FSC-klagomål.docx
@@ -664,7 +664,7 @@
     <w:r>
       <w:tab/>
       <w:tab/>
-      <w:t>2024-10-03</w:t>
+      <w:t>2024-10-04</w:t>
       <w:br/>
       <w:br/>
     </w:r>

--- a/klagomål/A 32211-2024 FSC-klagomål.docx
+++ b/klagomål/A 32211-2024 FSC-klagomål.docx
@@ -664,7 +664,7 @@
     <w:r>
       <w:tab/>
       <w:tab/>
-      <w:t>2024-10-04</w:t>
+      <w:t>2024-10-05</w:t>
       <w:br/>
       <w:br/>
     </w:r>

--- a/klagomål/A 32211-2024 FSC-klagomål.docx
+++ b/klagomål/A 32211-2024 FSC-klagomål.docx
@@ -664,7 +664,7 @@
     <w:r>
       <w:tab/>
       <w:tab/>
-      <w:t>2024-10-05</w:t>
+      <w:t>2024-10-06</w:t>
       <w:br/>
       <w:br/>
     </w:r>

--- a/klagomål/A 32211-2024 FSC-klagomål.docx
+++ b/klagomål/A 32211-2024 FSC-klagomål.docx
@@ -664,7 +664,7 @@
     <w:r>
       <w:tab/>
       <w:tab/>
-      <w:t>2024-10-06</w:t>
+      <w:t>2024-10-07</w:t>
       <w:br/>
       <w:br/>
     </w:r>

--- a/klagomål/A 32211-2024 FSC-klagomål.docx
+++ b/klagomål/A 32211-2024 FSC-klagomål.docx
@@ -664,7 +664,7 @@
     <w:r>
       <w:tab/>
       <w:tab/>
-      <w:t>2024-10-07</w:t>
+      <w:t>2024-10-08</w:t>
       <w:br/>
       <w:br/>
     </w:r>

--- a/klagomål/A 32211-2024 FSC-klagomål.docx
+++ b/klagomål/A 32211-2024 FSC-klagomål.docx
@@ -664,7 +664,7 @@
     <w:r>
       <w:tab/>
       <w:tab/>
-      <w:t>2024-10-08</w:t>
+      <w:t>2024-10-09</w:t>
       <w:br/>
       <w:br/>
     </w:r>

--- a/klagomål/A 32211-2024 FSC-klagomål.docx
+++ b/klagomål/A 32211-2024 FSC-klagomål.docx
@@ -664,7 +664,7 @@
     <w:r>
       <w:tab/>
       <w:tab/>
-      <w:t>2024-10-09</w:t>
+      <w:t>2024-10-10</w:t>
       <w:br/>
       <w:br/>
     </w:r>

--- a/klagomål/A 32211-2024 FSC-klagomål.docx
+++ b/klagomål/A 32211-2024 FSC-klagomål.docx
@@ -664,7 +664,7 @@
     <w:r>
       <w:tab/>
       <w:tab/>
-      <w:t>2024-10-10</w:t>
+      <w:t>2024-10-11</w:t>
       <w:br/>
       <w:br/>
     </w:r>

--- a/klagomål/A 32211-2024 FSC-klagomål.docx
+++ b/klagomål/A 32211-2024 FSC-klagomål.docx
@@ -664,7 +664,7 @@
     <w:r>
       <w:tab/>
       <w:tab/>
-      <w:t>2024-10-11</w:t>
+      <w:t>2024-10-12</w:t>
       <w:br/>
       <w:br/>
     </w:r>

--- a/klagomål/A 32211-2024 FSC-klagomål.docx
+++ b/klagomål/A 32211-2024 FSC-klagomål.docx
@@ -664,7 +664,7 @@
     <w:r>
       <w:tab/>
       <w:tab/>
-      <w:t>2024-10-12</w:t>
+      <w:t>2024-10-13</w:t>
       <w:br/>
       <w:br/>
     </w:r>

--- a/klagomål/A 32211-2024 FSC-klagomål.docx
+++ b/klagomål/A 32211-2024 FSC-klagomål.docx
@@ -664,7 +664,7 @@
     <w:r>
       <w:tab/>
       <w:tab/>
-      <w:t>2024-10-13</w:t>
+      <w:t>2024-10-14</w:t>
       <w:br/>
       <w:br/>
     </w:r>

--- a/klagomål/A 32211-2024 FSC-klagomål.docx
+++ b/klagomål/A 32211-2024 FSC-klagomål.docx
@@ -664,7 +664,7 @@
     <w:r>
       <w:tab/>
       <w:tab/>
-      <w:t>2024-10-14</w:t>
+      <w:t>2024-10-15</w:t>
       <w:br/>
       <w:br/>
     </w:r>

--- a/klagomål/A 32211-2024 FSC-klagomål.docx
+++ b/klagomål/A 32211-2024 FSC-klagomål.docx
@@ -664,7 +664,7 @@
     <w:r>
       <w:tab/>
       <w:tab/>
-      <w:t>2024-10-15</w:t>
+      <w:t>2024-10-16</w:t>
       <w:br/>
       <w:br/>
     </w:r>

--- a/klagomål/A 32211-2024 FSC-klagomål.docx
+++ b/klagomål/A 32211-2024 FSC-klagomål.docx
@@ -664,7 +664,7 @@
     <w:r>
       <w:tab/>
       <w:tab/>
-      <w:t>2024-10-16</w:t>
+      <w:t>2024-10-17</w:t>
       <w:br/>
       <w:br/>
     </w:r>

--- a/klagomål/A 32211-2024 FSC-klagomål.docx
+++ b/klagomål/A 32211-2024 FSC-klagomål.docx
@@ -664,7 +664,7 @@
     <w:r>
       <w:tab/>
       <w:tab/>
-      <w:t>2024-10-17</w:t>
+      <w:t>2024-10-18</w:t>
       <w:br/>
       <w:br/>
     </w:r>

--- a/klagomål/A 32211-2024 FSC-klagomål.docx
+++ b/klagomål/A 32211-2024 FSC-klagomål.docx
@@ -664,7 +664,7 @@
     <w:r>
       <w:tab/>
       <w:tab/>
-      <w:t>2024-10-18</w:t>
+      <w:t>2024-10-19</w:t>
       <w:br/>
       <w:br/>
     </w:r>

--- a/klagomål/A 32211-2024 FSC-klagomål.docx
+++ b/klagomål/A 32211-2024 FSC-klagomål.docx
@@ -664,7 +664,7 @@
     <w:r>
       <w:tab/>
       <w:tab/>
-      <w:t>2024-10-19</w:t>
+      <w:t>2024-10-20</w:t>
       <w:br/>
       <w:br/>
     </w:r>

--- a/klagomål/A 32211-2024 FSC-klagomål.docx
+++ b/klagomål/A 32211-2024 FSC-klagomål.docx
@@ -664,7 +664,7 @@
     <w:r>
       <w:tab/>
       <w:tab/>
-      <w:t>2024-10-20</w:t>
+      <w:t>2024-10-21</w:t>
       <w:br/>
       <w:br/>
     </w:r>

--- a/klagomål/A 32211-2024 FSC-klagomål.docx
+++ b/klagomål/A 32211-2024 FSC-klagomål.docx
@@ -664,7 +664,7 @@
     <w:r>
       <w:tab/>
       <w:tab/>
-      <w:t>2024-10-21</w:t>
+      <w:t>2024-10-22</w:t>
       <w:br/>
       <w:br/>
     </w:r>

--- a/klagomål/A 32211-2024 FSC-klagomål.docx
+++ b/klagomål/A 32211-2024 FSC-klagomål.docx
@@ -664,7 +664,7 @@
     <w:r>
       <w:tab/>
       <w:tab/>
-      <w:t>2024-10-22</w:t>
+      <w:t>2024-10-23</w:t>
       <w:br/>
       <w:br/>
     </w:r>

--- a/klagomål/A 32211-2024 FSC-klagomål.docx
+++ b/klagomål/A 32211-2024 FSC-klagomål.docx
@@ -664,7 +664,7 @@
     <w:r>
       <w:tab/>
       <w:tab/>
-      <w:t>2024-10-23</w:t>
+      <w:t>2024-10-24</w:t>
       <w:br/>
       <w:br/>
     </w:r>

--- a/klagomål/A 32211-2024 FSC-klagomål.docx
+++ b/klagomål/A 32211-2024 FSC-klagomål.docx
@@ -664,7 +664,7 @@
     <w:r>
       <w:tab/>
       <w:tab/>
-      <w:t>2024-11-29</w:t>
+      <w:t>2024-11-30</w:t>
       <w:br/>
       <w:br/>
     </w:r>

--- a/klagomål/A 32211-2024 FSC-klagomål.docx
+++ b/klagomål/A 32211-2024 FSC-klagomål.docx
@@ -664,7 +664,7 @@
     <w:r>
       <w:tab/>
       <w:tab/>
-      <w:t>2024-11-30</w:t>
+      <w:t>2024-12-01</w:t>
       <w:br/>
       <w:br/>
     </w:r>

--- a/klagomål/A 32211-2024 FSC-klagomål.docx
+++ b/klagomål/A 32211-2024 FSC-klagomål.docx
@@ -664,7 +664,7 @@
     <w:r>
       <w:tab/>
       <w:tab/>
-      <w:t>2024-12-01</w:t>
+      <w:t>2024-12-02</w:t>
       <w:br/>
       <w:br/>
     </w:r>

--- a/klagomål/A 32211-2024 FSC-klagomål.docx
+++ b/klagomål/A 32211-2024 FSC-klagomål.docx
@@ -163,7 +163,7 @@
         <w:pStyle w:val="Title"/>
       </w:pPr>
       <w:r>
-        <w:t>Inledande FSC- /PEFC-klagomål - information om höga naturvärden och fridlysta arter i avverkningsanmälan A 32211-2024 i Hässleholms kommun</w:t>
+        <w:t>Inledande FSC- /PEFC-klagomål – information om höga naturvärden och fridlysta arter i avverkningsanmälan A 32211-2024 i Hässleholms kommun</w:t>
       </w:r>
     </w:p>
     <w:p>
@@ -664,7 +664,7 @@
     <w:r>
       <w:tab/>
       <w:tab/>
-      <w:t>2024-12-02</w:t>
+      <w:t>2024-12-03</w:t>
       <w:br/>
       <w:br/>
     </w:r>

--- a/klagomål/A 32211-2024 FSC-klagomål.docx
+++ b/klagomål/A 32211-2024 FSC-klagomål.docx
@@ -664,7 +664,7 @@
     <w:r>
       <w:tab/>
       <w:tab/>
-      <w:t>2024-12-03</w:t>
+      <w:t>2024-12-04</w:t>
       <w:br/>
       <w:br/>
     </w:r>

--- a/klagomål/A 32211-2024 FSC-klagomål.docx
+++ b/klagomål/A 32211-2024 FSC-klagomål.docx
@@ -664,7 +664,7 @@
     <w:r>
       <w:tab/>
       <w:tab/>
-      <w:t>2024-12-04</w:t>
+      <w:t>2024-12-05</w:t>
       <w:br/>
       <w:br/>
     </w:r>

--- a/klagomål/A 32211-2024 FSC-klagomål.docx
+++ b/klagomål/A 32211-2024 FSC-klagomål.docx
@@ -664,7 +664,7 @@
     <w:r>
       <w:tab/>
       <w:tab/>
-      <w:t>2024-12-05</w:t>
+      <w:t>2024-12-07</w:t>
       <w:br/>
       <w:br/>
     </w:r>

--- a/klagomål/A 32211-2024 FSC-klagomål.docx
+++ b/klagomål/A 32211-2024 FSC-klagomål.docx
@@ -664,7 +664,7 @@
     <w:r>
       <w:tab/>
       <w:tab/>
-      <w:t>2024-12-07</w:t>
+      <w:t>2024-12-08</w:t>
       <w:br/>
       <w:br/>
     </w:r>

--- a/klagomål/A 32211-2024 FSC-klagomål.docx
+++ b/klagomål/A 32211-2024 FSC-klagomål.docx
@@ -664,7 +664,7 @@
     <w:r>
       <w:tab/>
       <w:tab/>
-      <w:t>2024-12-08</w:t>
+      <w:t>2024-12-09</w:t>
       <w:br/>
       <w:br/>
     </w:r>

--- a/klagomål/A 32211-2024 FSC-klagomål.docx
+++ b/klagomål/A 32211-2024 FSC-klagomål.docx
@@ -664,7 +664,7 @@
     <w:r>
       <w:tab/>
       <w:tab/>
-      <w:t>2024-12-09</w:t>
+      <w:t>2024-12-10</w:t>
       <w:br/>
       <w:br/>
     </w:r>

--- a/klagomål/A 32211-2024 FSC-klagomål.docx
+++ b/klagomål/A 32211-2024 FSC-klagomål.docx
@@ -664,7 +664,7 @@
     <w:r>
       <w:tab/>
       <w:tab/>
-      <w:t>2024-12-10</w:t>
+      <w:t>2024-12-11</w:t>
       <w:br/>
       <w:br/>
     </w:r>

--- a/klagomål/A 32211-2024 FSC-klagomål.docx
+++ b/klagomål/A 32211-2024 FSC-klagomål.docx
@@ -664,7 +664,7 @@
     <w:r>
       <w:tab/>
       <w:tab/>
-      <w:t>2024-12-11</w:t>
+      <w:t>2024-12-12</w:t>
       <w:br/>
       <w:br/>
     </w:r>

--- a/klagomål/A 32211-2024 FSC-klagomål.docx
+++ b/klagomål/A 32211-2024 FSC-klagomål.docx
@@ -664,7 +664,7 @@
     <w:r>
       <w:tab/>
       <w:tab/>
-      <w:t>2024-12-12</w:t>
+      <w:t>2024-12-13</w:t>
       <w:br/>
       <w:br/>
     </w:r>

--- a/klagomål/A 32211-2024 FSC-klagomål.docx
+++ b/klagomål/A 32211-2024 FSC-klagomål.docx
@@ -664,7 +664,7 @@
     <w:r>
       <w:tab/>
       <w:tab/>
-      <w:t>2024-12-13</w:t>
+      <w:t>2024-12-14</w:t>
       <w:br/>
       <w:br/>
     </w:r>

--- a/klagomål/A 32211-2024 FSC-klagomål.docx
+++ b/klagomål/A 32211-2024 FSC-klagomål.docx
@@ -664,7 +664,7 @@
     <w:r>
       <w:tab/>
       <w:tab/>
-      <w:t>2024-12-14</w:t>
+      <w:t>2024-12-15</w:t>
       <w:br/>
       <w:br/>
     </w:r>

--- a/klagomål/A 32211-2024 FSC-klagomål.docx
+++ b/klagomål/A 32211-2024 FSC-klagomål.docx
@@ -664,7 +664,7 @@
     <w:r>
       <w:tab/>
       <w:tab/>
-      <w:t>2024-12-15</w:t>
+      <w:t>2024-12-16</w:t>
       <w:br/>
       <w:br/>
     </w:r>

--- a/klagomål/A 32211-2024 FSC-klagomål.docx
+++ b/klagomål/A 32211-2024 FSC-klagomål.docx
@@ -664,7 +664,7 @@
     <w:r>
       <w:tab/>
       <w:tab/>
-      <w:t>2024-12-16</w:t>
+      <w:t>2024-12-17</w:t>
       <w:br/>
       <w:br/>
     </w:r>

--- a/klagomål/A 32211-2024 FSC-klagomål.docx
+++ b/klagomål/A 32211-2024 FSC-klagomål.docx
@@ -664,7 +664,7 @@
     <w:r>
       <w:tab/>
       <w:tab/>
-      <w:t>2024-12-17</w:t>
+      <w:t>2024-12-18</w:t>
       <w:br/>
       <w:br/>
     </w:r>

--- a/klagomål/A 32211-2024 FSC-klagomål.docx
+++ b/klagomål/A 32211-2024 FSC-klagomål.docx
@@ -664,7 +664,7 @@
     <w:r>
       <w:tab/>
       <w:tab/>
-      <w:t>2024-12-18</w:t>
+      <w:t>2024-12-19</w:t>
       <w:br/>
       <w:br/>
     </w:r>

--- a/klagomål/A 32211-2024 FSC-klagomål.docx
+++ b/klagomål/A 32211-2024 FSC-klagomål.docx
@@ -664,7 +664,7 @@
     <w:r>
       <w:tab/>
       <w:tab/>
-      <w:t>2024-12-19</w:t>
+      <w:t>2024-12-20</w:t>
       <w:br/>
       <w:br/>
     </w:r>

--- a/klagomål/A 32211-2024 FSC-klagomål.docx
+++ b/klagomål/A 32211-2024 FSC-klagomål.docx
@@ -664,7 +664,7 @@
     <w:r>
       <w:tab/>
       <w:tab/>
-      <w:t>2024-12-20</w:t>
+      <w:t>2024-12-22</w:t>
       <w:br/>
       <w:br/>
     </w:r>

--- a/klagomål/A 32211-2024 FSC-klagomål.docx
+++ b/klagomål/A 32211-2024 FSC-klagomål.docx
@@ -664,7 +664,7 @@
     <w:r>
       <w:tab/>
       <w:tab/>
-      <w:t>2024-12-22</w:t>
+      <w:t>2024-12-23</w:t>
       <w:br/>
       <w:br/>
     </w:r>

--- a/klagomål/A 32211-2024 FSC-klagomål.docx
+++ b/klagomål/A 32211-2024 FSC-klagomål.docx
@@ -664,7 +664,7 @@
     <w:r>
       <w:tab/>
       <w:tab/>
-      <w:t>2024-12-23</w:t>
+      <w:t>2024-12-24</w:t>
       <w:br/>
       <w:br/>
     </w:r>

--- a/klagomål/A 32211-2024 FSC-klagomål.docx
+++ b/klagomål/A 32211-2024 FSC-klagomål.docx
@@ -664,7 +664,7 @@
     <w:r>
       <w:tab/>
       <w:tab/>
-      <w:t>2024-12-31</w:t>
+      <w:t>2025-01-01</w:t>
       <w:br/>
       <w:br/>
     </w:r>

--- a/klagomål/A 32211-2024 FSC-klagomål.docx
+++ b/klagomål/A 32211-2024 FSC-klagomål.docx
@@ -664,7 +664,7 @@
     <w:r>
       <w:tab/>
       <w:tab/>
-      <w:t>2025-01-01</w:t>
+      <w:t>2025-01-02</w:t>
       <w:br/>
       <w:br/>
     </w:r>

--- a/klagomål/A 32211-2024 FSC-klagomål.docx
+++ b/klagomål/A 32211-2024 FSC-klagomål.docx
@@ -664,7 +664,7 @@
     <w:r>
       <w:tab/>
       <w:tab/>
-      <w:t>2025-01-02</w:t>
+      <w:t>2025-01-03</w:t>
       <w:br/>
       <w:br/>
     </w:r>

--- a/klagomål/A 32211-2024 FSC-klagomål.docx
+++ b/klagomål/A 32211-2024 FSC-klagomål.docx
@@ -664,7 +664,7 @@
     <w:r>
       <w:tab/>
       <w:tab/>
-      <w:t>2025-01-03</w:t>
+      <w:t>2025-01-04</w:t>
       <w:br/>
       <w:br/>
     </w:r>

--- a/klagomål/A 32211-2024 FSC-klagomål.docx
+++ b/klagomål/A 32211-2024 FSC-klagomål.docx
@@ -664,7 +664,7 @@
     <w:r>
       <w:tab/>
       <w:tab/>
-      <w:t>2025-01-04</w:t>
+      <w:t>2025-01-05</w:t>
       <w:br/>
       <w:br/>
     </w:r>

--- a/klagomål/A 32211-2024 FSC-klagomål.docx
+++ b/klagomål/A 32211-2024 FSC-klagomål.docx
@@ -664,7 +664,7 @@
     <w:r>
       <w:tab/>
       <w:tab/>
-      <w:t>2025-01-05</w:t>
+      <w:t>2025-01-06</w:t>
       <w:br/>
       <w:br/>
     </w:r>

--- a/klagomål/A 32211-2024 FSC-klagomål.docx
+++ b/klagomål/A 32211-2024 FSC-klagomål.docx
@@ -664,7 +664,7 @@
     <w:r>
       <w:tab/>
       <w:tab/>
-      <w:t>2025-01-06</w:t>
+      <w:t>2025-01-07</w:t>
       <w:br/>
       <w:br/>
     </w:r>

--- a/klagomål/A 32211-2024 FSC-klagomål.docx
+++ b/klagomål/A 32211-2024 FSC-klagomål.docx
@@ -664,7 +664,7 @@
     <w:r>
       <w:tab/>
       <w:tab/>
-      <w:t>2025-01-07</w:t>
+      <w:t>2025-01-08</w:t>
       <w:br/>
       <w:br/>
     </w:r>

--- a/klagomål/A 32211-2024 FSC-klagomål.docx
+++ b/klagomål/A 32211-2024 FSC-klagomål.docx
@@ -664,7 +664,7 @@
     <w:r>
       <w:tab/>
       <w:tab/>
-      <w:t>2025-01-08</w:t>
+      <w:t>2025-01-09</w:t>
       <w:br/>
       <w:br/>
     </w:r>

--- a/klagomål/A 32211-2024 FSC-klagomål.docx
+++ b/klagomål/A 32211-2024 FSC-klagomål.docx
@@ -664,7 +664,7 @@
     <w:r>
       <w:tab/>
       <w:tab/>
-      <w:t>2025-01-09</w:t>
+      <w:t>2025-01-10</w:t>
       <w:br/>
       <w:br/>
     </w:r>

--- a/klagomål/A 32211-2024 FSC-klagomål.docx
+++ b/klagomål/A 32211-2024 FSC-klagomål.docx
@@ -664,7 +664,7 @@
     <w:r>
       <w:tab/>
       <w:tab/>
-      <w:t>2025-01-10</w:t>
+      <w:t>2025-01-11</w:t>
       <w:br/>
       <w:br/>
     </w:r>

--- a/klagomål/A 32211-2024 FSC-klagomål.docx
+++ b/klagomål/A 32211-2024 FSC-klagomål.docx
@@ -664,7 +664,7 @@
     <w:r>
       <w:tab/>
       <w:tab/>
-      <w:t>2025-01-11</w:t>
+      <w:t>2025-01-12</w:t>
       <w:br/>
       <w:br/>
     </w:r>

--- a/klagomål/A 32211-2024 FSC-klagomål.docx
+++ b/klagomål/A 32211-2024 FSC-klagomål.docx
@@ -664,7 +664,7 @@
     <w:r>
       <w:tab/>
       <w:tab/>
-      <w:t>2025-01-12</w:t>
+      <w:t>2025-01-13</w:t>
       <w:br/>
       <w:br/>
     </w:r>

--- a/klagomål/A 32211-2024 FSC-klagomål.docx
+++ b/klagomål/A 32211-2024 FSC-klagomål.docx
@@ -664,7 +664,7 @@
     <w:r>
       <w:tab/>
       <w:tab/>
-      <w:t>2025-01-13</w:t>
+      <w:t>2025-01-14</w:t>
       <w:br/>
       <w:br/>
     </w:r>
